--- a/iemss-application/iEMSs2026WorkshopTemplate.docx
+++ b/iemss-application/iEMSs2026WorkshopTemplate.docx
@@ -4,58 +4,232 @@
   <w:body>
     <w:p>
       <w:pPr>
-        <w:pStyle w:val="Heading2"/>
-      </w:pPr>
-      <w:commentRangeStart w:id="0"/>
-      <w:r>
-        <w:t xml:space="preserve">Title </w:t>
-      </w:r>
-      <w:r>
-        <w:t>of Workshop</w:t>
-      </w:r>
-      <w:commentRangeEnd w:id="0"/>
-      <w:r>
-        <w:rPr>
-          <w:rStyle w:val="CommentReference"/>
-          <w:rFonts w:asciiTheme="minorHAnsi" w:eastAsiaTheme="minorHAnsi" w:hAnsiTheme="minorHAnsi" w:cstheme="minorBidi"/>
-          <w:color w:val="auto"/>
-        </w:rPr>
-        <w:commentReference w:id="0"/>
+        <w:rPr>
+          <w:rFonts w:asciiTheme="majorHAnsi" w:eastAsiaTheme="majorEastAsia" w:hAnsiTheme="majorHAnsi" w:cstheme="majorBidi"/>
+          <w:color w:val="0F4761" w:themeColor="accent1" w:themeShade="BF"/>
+          <w:sz w:val="32"/>
+          <w:szCs w:val="32"/>
+        </w:rPr>
+      </w:pPr>
+      <w:r>
+        <w:rPr>
+          <w:rFonts w:asciiTheme="majorHAnsi" w:eastAsiaTheme="majorEastAsia" w:hAnsiTheme="majorHAnsi" w:cstheme="majorBidi"/>
+          <w:color w:val="0F4761" w:themeColor="accent1" w:themeShade="BF"/>
+          <w:sz w:val="32"/>
+          <w:szCs w:val="32"/>
+        </w:rPr>
+        <w:t>One Tool to Rule Them All: Quarto for Documentation, Presentations, Manuscripts and Outreach</w:t>
       </w:r>
     </w:p>
     <w:p>
-      <w:r>
-        <w:t>Give a paragraph or two (shorter but informative is better)</w:t>
-      </w:r>
-      <w:r>
-        <w:t xml:space="preserve"> to describe the workshop.</w:t>
+      <w:pPr>
+        <w:rPr>
+          <w:lang w:val="en-DE"/>
+        </w:rPr>
+      </w:pPr>
+      <w:r>
+        <w:rPr>
+          <w:lang w:val="en-DE"/>
+        </w:rPr>
+        <w:t xml:space="preserve">This hands-on workshop </w:t>
+      </w:r>
+      <w:r>
+        <w:rPr>
+          <w:lang w:val="en-DE"/>
+        </w:rPr>
+        <w:t>will explore</w:t>
+      </w:r>
+      <w:r>
+        <w:rPr>
+          <w:lang w:val="en-DE"/>
+        </w:rPr>
+        <w:t xml:space="preserve"> </w:t>
+      </w:r>
+      <w:hyperlink r:id="rId5" w:history="1">
+        <w:r>
+          <w:rPr>
+            <w:rStyle w:val="Hyperlink"/>
+            <w:lang w:val="en-DE"/>
+          </w:rPr>
+          <w:t>Quarto</w:t>
+        </w:r>
+      </w:hyperlink>
+      <w:r>
+        <w:rPr>
+          <w:lang w:val="en-DE"/>
+        </w:rPr>
+        <w:t>, an open-source</w:t>
+      </w:r>
+      <w:r>
+        <w:rPr>
+          <w:lang w:val="en-DE"/>
+        </w:rPr>
+        <w:t xml:space="preserve"> </w:t>
+      </w:r>
+      <w:r>
+        <w:rPr>
+          <w:lang w:val="en-DE"/>
+        </w:rPr>
+        <w:t>scientific and technical</w:t>
+      </w:r>
+      <w:r>
+        <w:rPr>
+          <w:lang w:val="en-DE"/>
+        </w:rPr>
+        <w:t xml:space="preserve"> publishing system from </w:t>
+      </w:r>
+      <w:hyperlink r:id="rId6" w:history="1">
+        <w:r>
+          <w:rPr>
+            <w:rStyle w:val="Hyperlink"/>
+            <w:lang w:val="en-DE"/>
+          </w:rPr>
+          <w:t>Posit</w:t>
+        </w:r>
+      </w:hyperlink>
+      <w:r>
+        <w:rPr>
+          <w:lang w:val="en-DE"/>
+        </w:rPr>
+        <w:t xml:space="preserve"> (makers of RStudio)</w:t>
+      </w:r>
+      <w:r>
+        <w:rPr>
+          <w:lang w:val="en-DE"/>
+        </w:rPr>
+        <w:t xml:space="preserve">, </w:t>
+      </w:r>
+      <w:r>
+        <w:rPr>
+          <w:lang w:val="en-DE"/>
+        </w:rPr>
+        <w:t>as a unified solution for academic communication. A key strength of Quarto is its ability to generate multiple output formats (e.g., PDF, HTML, LaTeX, and DOCX) from a single source document, while supporting executable code in multiple programming languages (Python, R, Julia, and Observable). This enables a more efficient, integrated, and reproducible workflow across all stages of research and dissemination.</w:t>
       </w:r>
     </w:p>
     <w:p>
-      <w:r>
-        <w:t>State things that users should bring or do before the workshop if relevant.</w:t>
+      <w:pPr>
+        <w:rPr>
+          <w:lang w:val="en-DE"/>
+        </w:rPr>
+      </w:pPr>
+      <w:r>
+        <w:rPr>
+          <w:lang w:val="en-DE"/>
+        </w:rPr>
+        <w:t>Through a combination of short presentations and guided exercises, participants will learn how Quarto can be used to produce the full spectrum of academic outputs: documentation of exploratory research and experiments; submission-ready, reproducible journal articles; conference presentations; project and personal websites for outreach and professional visibility; as well as interactive dashboards and personalized mass communication.</w:t>
       </w:r>
     </w:p>
     <w:p>
-      <w:commentRangeStart w:id="1"/>
-      <w:r>
-        <w:t xml:space="preserve">This workshop is aligned to the session </w:t>
-      </w:r>
-      <w:r>
-        <w:t>“</w:t>
-      </w:r>
-      <w:r>
-        <w:t>XXX</w:t>
-      </w:r>
-      <w:r>
-        <w:t>”.</w:t>
-      </w:r>
-      <w:commentRangeEnd w:id="1"/>
-      <w:r>
-        <w:rPr>
-          <w:rStyle w:val="CommentReference"/>
-        </w:rPr>
-        <w:commentReference w:id="1"/>
+      <w:pPr>
+        <w:rPr>
+          <w:lang w:val="en-DE"/>
+        </w:rPr>
+      </w:pPr>
+      <w:r>
+        <w:rPr>
+          <w:lang w:val="en-DE"/>
+        </w:rPr>
+        <w:t>The workshop is particularly well suited for early career researchers who are still developing their workflows, as well as more experienced researchers seeking a more integrated approach to managing research outputs.</w:t>
+      </w:r>
+    </w:p>
+    <w:p>
+      <w:pPr>
+        <w:rPr>
+          <w:lang w:val="en-DE"/>
+        </w:rPr>
+      </w:pPr>
+      <w:r>
+        <w:rPr>
+          <w:lang w:val="en-DE"/>
+        </w:rPr>
+        <w:t>All workshop materials will be provided as an open-access website for future reference. Basic familiarity with at least one programming language (R, Python, or Julia) is helpful but not required. By the end of the session, participants will be equipped to streamline their workflows and produce professional, reproducible outputs across multiple formats from a single source.</w:t>
+      </w:r>
+    </w:p>
+    <w:p>
+      <w:pPr>
+        <w:rPr>
+          <w:lang w:val="en-DE"/>
+        </w:rPr>
+      </w:pPr>
+      <w:r>
+        <w:rPr>
+          <w:b/>
+          <w:bCs/>
+          <w:lang w:val="en-DE"/>
+        </w:rPr>
+        <w:t>Requirements</w:t>
+      </w:r>
+      <w:r>
+        <w:rPr>
+          <w:lang w:val="en-DE"/>
+        </w:rPr>
+        <w:t>: Participants will need a laptop with Quarto installed. Note</w:t>
+      </w:r>
+      <w:r>
+        <w:rPr>
+          <w:lang w:val="en-DE"/>
+        </w:rPr>
+        <w:t>:</w:t>
+      </w:r>
+      <w:r>
+        <w:rPr>
+          <w:lang w:val="en-DE"/>
+        </w:rPr>
+        <w:t xml:space="preserve"> Quarto comes pre-installed with RStudio v2022.07 and lat</w:t>
+      </w:r>
+      <w:r>
+        <w:rPr>
+          <w:lang w:val="en-DE"/>
+        </w:rPr>
+        <w:t>er versions</w:t>
+      </w:r>
+      <w:r>
+        <w:rPr>
+          <w:lang w:val="en-DE"/>
+        </w:rPr>
+        <w:t>,</w:t>
+      </w:r>
+      <w:r>
+        <w:rPr>
+          <w:lang w:val="en-DE"/>
+        </w:rPr>
+        <w:t xml:space="preserve"> so check if you have it already. Alternatively it is also included</w:t>
+      </w:r>
+      <w:r>
+        <w:rPr>
+          <w:lang w:val="en-DE"/>
+        </w:rPr>
+        <w:t xml:space="preserve"> with </w:t>
+      </w:r>
+      <w:hyperlink r:id="rId7" w:history="1">
+        <w:r>
+          <w:rPr>
+            <w:rStyle w:val="Hyperlink"/>
+            <w:lang w:val="en-DE"/>
+          </w:rPr>
+          <w:t>Positron</w:t>
+        </w:r>
+      </w:hyperlink>
+      <w:r>
+        <w:rPr>
+          <w:lang w:val="en-DE"/>
+        </w:rPr>
+        <w:t xml:space="preserve">, the new data science IDE from </w:t>
+      </w:r>
+      <w:hyperlink r:id="rId8" w:tgtFrame="_blank" w:history="1">
+        <w:r>
+          <w:rPr>
+            <w:rStyle w:val="Hyperlink"/>
+            <w:lang w:val="en-DE"/>
+          </w:rPr>
+          <w:t>Posit</w:t>
+        </w:r>
+      </w:hyperlink>
+      <w:r>
+        <w:rPr>
+          <w:lang w:val="en-DE"/>
+        </w:rPr>
+        <w:t>.</w:t>
       </w:r>
     </w:p>
     <w:p>
@@ -74,16 +248,48 @@
           <w:numId w:val="1"/>
         </w:numPr>
       </w:pPr>
-      <w:commentRangeStart w:id="2"/>
-      <w:r>
-        <w:t>Name, Affiliation</w:t>
-      </w:r>
-      <w:commentRangeEnd w:id="2"/>
-      <w:r>
-        <w:rPr>
-          <w:rStyle w:val="CommentReference"/>
-        </w:rPr>
-        <w:commentReference w:id="2"/>
+      <w:r>
+        <w:t>Benjamin Black</w:t>
+      </w:r>
+      <w:r>
+        <w:t xml:space="preserve">, </w:t>
+      </w:r>
+      <w:r>
+        <w:t xml:space="preserve">ETH Zürich, Planning of Landscape and Urban Systems (PLUS) </w:t>
+      </w:r>
+      <w:proofErr w:type="spellStart"/>
+      <w:r>
+        <w:t>Institut</w:t>
+      </w:r>
+      <w:proofErr w:type="spellEnd"/>
+      <w:r>
+        <w:t xml:space="preserve"> für Raum</w:t>
+      </w:r>
+      <w:r>
+        <w:t xml:space="preserve"> </w:t>
+      </w:r>
+      <w:r>
+        <w:t xml:space="preserve">und </w:t>
+      </w:r>
+      <w:proofErr w:type="spellStart"/>
+      <w:r>
+        <w:t>Landschaftsentwicklung</w:t>
+      </w:r>
+      <w:proofErr w:type="spellEnd"/>
+      <w:r>
+        <w:t xml:space="preserve"> (IRL)</w:t>
+      </w:r>
+      <w:r>
+        <w:t xml:space="preserve"> and </w:t>
+      </w:r>
+      <w:r>
+        <w:t xml:space="preserve">Data and </w:t>
+      </w:r>
+      <w:r>
+        <w:t xml:space="preserve">Modelling Infrastructure for Living Labs, </w:t>
+      </w:r>
+      <w:r>
+        <w:t>Leibniz Centre for Agricultural Landscape Research (ZALF)</w:t>
       </w:r>
     </w:p>
     <w:p>
@@ -93,22 +299,76 @@
           <w:ilvl w:val="0"/>
           <w:numId w:val="1"/>
         </w:numPr>
-      </w:pPr>
-      <w:r>
-        <w:t>Name, Affiliation</w:t>
+        <w:rPr>
+          <w:lang w:val="de-DE"/>
+        </w:rPr>
+      </w:pPr>
+      <w:r>
+        <w:rPr>
+          <w:lang w:val="de-DE"/>
+        </w:rPr>
+        <w:t>Isabel Nicholson-Thomas</w:t>
+      </w:r>
+      <w:r>
+        <w:rPr>
+          <w:lang w:val="de-DE"/>
+        </w:rPr>
+        <w:t xml:space="preserve">, </w:t>
+      </w:r>
+      <w:r>
+        <w:rPr>
+          <w:lang w:val="de-DE"/>
+        </w:rPr>
+        <w:t xml:space="preserve">ETH Zürich, </w:t>
+      </w:r>
+      <w:proofErr w:type="spellStart"/>
+      <w:r>
+        <w:rPr>
+          <w:lang w:val="de-DE"/>
+        </w:rPr>
+        <w:t>Planning</w:t>
+      </w:r>
+      <w:proofErr w:type="spellEnd"/>
+      <w:r>
+        <w:rPr>
+          <w:lang w:val="de-DE"/>
+        </w:rPr>
+        <w:t xml:space="preserve"> </w:t>
+      </w:r>
+      <w:proofErr w:type="spellStart"/>
+      <w:r>
+        <w:rPr>
+          <w:lang w:val="de-DE"/>
+        </w:rPr>
+        <w:t>of</w:t>
+      </w:r>
+      <w:proofErr w:type="spellEnd"/>
+      <w:r>
+        <w:rPr>
+          <w:lang w:val="de-DE"/>
+        </w:rPr>
+        <w:t xml:space="preserve"> Landscape and Urban Systems (PLUS) Institut für Raum</w:t>
+      </w:r>
+      <w:r>
+        <w:rPr>
+          <w:lang w:val="de-DE"/>
+        </w:rPr>
+        <w:t xml:space="preserve"> </w:t>
+      </w:r>
+      <w:r>
+        <w:rPr>
+          <w:lang w:val="de-DE"/>
+        </w:rPr>
+        <w:t>und Landschaftsentwicklung (IRL)</w:t>
       </w:r>
     </w:p>
     <w:p>
       <w:pPr>
         <w:pStyle w:val="ListParagraph"/>
-        <w:numPr>
-          <w:ilvl w:val="0"/>
-          <w:numId w:val="1"/>
-        </w:numPr>
-      </w:pPr>
-      <w:r>
-        <w:t>Name, Affiliation</w:t>
-      </w:r>
+        <w:rPr>
+          <w:lang w:val="de-DE"/>
+        </w:rPr>
+      </w:pPr>
     </w:p>
     <w:sectPr>
       <w:pgSz w:w="11906" w:h="16838"/>
@@ -118,83 +378,6 @@
     </w:sectPr>
   </w:body>
 </w:document>
-</file>
-
-<file path=word/comments.xml><?xml version="1.0" encoding="utf-8"?>
-<w:comments xmlns:wpc="http://schemas.microsoft.com/office/word/2010/wordprocessingCanvas" xmlns:cx="http://schemas.microsoft.com/office/drawing/2014/chartex" xmlns:cx1="http://schemas.microsoft.com/office/drawing/2015/9/8/chartex" xmlns:cx2="http://schemas.microsoft.com/office/drawing/2015/10/21/chartex" xmlns:cx3="http://schemas.microsoft.com/office/drawing/2016/5/9/chartex" xmlns:cx4="http://schemas.microsoft.com/office/drawing/2016/5/10/chartex" xmlns:cx5="http://schemas.microsoft.com/office/drawing/2016/5/11/chartex" xmlns:cx6="http://schemas.microsoft.com/office/drawing/2016/5/12/chartex" xmlns:cx7="http://schemas.microsoft.com/office/drawing/2016/5/13/chartex" xmlns:cx8="http://schemas.microsoft.com/office/drawing/2016/5/14/chartex" xmlns:mc="http://schemas.openxmlformats.org/markup-compatibility/2006" xmlns:aink="http://schemas.microsoft.com/office/drawing/2016/ink" xmlns:am3d="http://schemas.microsoft.com/office/drawing/2017/model3d" xmlns:o="urn:schemas-microsoft-com:office:office" xmlns:oel="http://schemas.microsoft.com/office/2019/extlst" xmlns:r="http://schemas.openxmlformats.org/officeDocument/2006/relationships" xmlns:m="http://schemas.openxmlformats.org/officeDocument/2006/math" xmlns:v="urn:schemas-microsoft-com:vml" xmlns:wp14="http://schemas.microsoft.com/office/word/2010/wordprocessingDrawing" xmlns:wp="http://schemas.openxmlformats.org/drawingml/2006/wordprocessingDrawing" xmlns:w10="urn:schemas-microsoft-com:office:word" xmlns:w="http://schemas.openxmlformats.org/wordprocessingml/2006/main" xmlns:w14="http://schemas.microsoft.com/office/word/2010/wordml" xmlns:w15="http://schemas.microsoft.com/office/word/2012/wordml" xmlns:w16cex="http://schemas.microsoft.com/office/word/2018/wordml/cex" xmlns:w16cid="http://schemas.microsoft.com/office/word/2016/wordml/cid" xmlns:w16="http://schemas.microsoft.com/office/word/2018/wordml" xmlns:w16du="http://schemas.microsoft.com/office/word/2023/wordml/word16du" xmlns:w16sdtdh="http://schemas.microsoft.com/office/word/2020/wordml/sdtdatahash" xmlns:w16sdtfl="http://schemas.microsoft.com/office/word/2024/wordml/sdtformatlock" xmlns:w16se="http://schemas.microsoft.com/office/word/2015/wordml/symex" xmlns:wpg="http://schemas.microsoft.com/office/word/2010/wordprocessingGroup" xmlns:wpi="http://schemas.microsoft.com/office/word/2010/wordprocessingInk" xmlns:wne="http://schemas.microsoft.com/office/word/2006/wordml" xmlns:wps="http://schemas.microsoft.com/office/word/2010/wordprocessingShape" mc:Ignorable="w14 w15 w16se w16cid w16 w16cex w16sdtdh w16sdtfl w16du wp14">
-  <w:comment w:id="0" w:author="Val Snow" w:date="2025-10-14T18:00:00Z" w:initials="VS">
-    <w:p>
-      <w:pPr>
-        <w:pStyle w:val="CommentText"/>
-      </w:pPr>
-      <w:r>
-        <w:rPr>
-          <w:rStyle w:val="CommentReference"/>
-        </w:rPr>
-        <w:annotationRef/>
-      </w:r>
-      <w:r>
-        <w:t>Please use the embedded styles throughout</w:t>
-      </w:r>
-    </w:p>
-  </w:comment>
-  <w:comment w:id="1" w:author="Val Snow" w:date="2025-10-14T17:59:00Z" w:initials="VS">
-    <w:p>
-      <w:pPr>
-        <w:pStyle w:val="CommentText"/>
-      </w:pPr>
-      <w:r>
-        <w:rPr>
-          <w:rStyle w:val="CommentReference"/>
-        </w:rPr>
-        <w:annotationRef/>
-      </w:r>
-      <w:r>
-        <w:t>Mention a session name if relevant</w:t>
-      </w:r>
-    </w:p>
-  </w:comment>
-  <w:comment w:id="2" w:author="Val Snow" w:date="2025-10-14T17:59:00Z" w:initials="VS">
-    <w:p>
-      <w:pPr>
-        <w:pStyle w:val="CommentText"/>
-      </w:pPr>
-      <w:r>
-        <w:rPr>
-          <w:rStyle w:val="CommentReference"/>
-        </w:rPr>
-        <w:annotationRef/>
-      </w:r>
-      <w:r>
-        <w:t>One per line</w:t>
-      </w:r>
-    </w:p>
-  </w:comment>
-</w:comments>
-</file>
-
-<file path=word/commentsExtended.xml><?xml version="1.0" encoding="utf-8"?>
-<w15:commentsEx xmlns:wpc="http://schemas.microsoft.com/office/word/2010/wordprocessingCanvas" xmlns:cx="http://schemas.microsoft.com/office/drawing/2014/chartex" xmlns:cx1="http://schemas.microsoft.com/office/drawing/2015/9/8/chartex" xmlns:cx2="http://schemas.microsoft.com/office/drawing/2015/10/21/chartex" xmlns:cx3="http://schemas.microsoft.com/office/drawing/2016/5/9/chartex" xmlns:cx4="http://schemas.microsoft.com/office/drawing/2016/5/10/chartex" xmlns:cx5="http://schemas.microsoft.com/office/drawing/2016/5/11/chartex" xmlns:cx6="http://schemas.microsoft.com/office/drawing/2016/5/12/chartex" xmlns:cx7="http://schemas.microsoft.com/office/drawing/2016/5/13/chartex" xmlns:cx8="http://schemas.microsoft.com/office/drawing/2016/5/14/chartex" xmlns:mc="http://schemas.openxmlformats.org/markup-compatibility/2006" xmlns:aink="http://schemas.microsoft.com/office/drawing/2016/ink" xmlns:am3d="http://schemas.microsoft.com/office/drawing/2017/model3d" xmlns:o="urn:schemas-microsoft-com:office:office" xmlns:oel="http://schemas.microsoft.com/office/2019/extlst" xmlns:r="http://schemas.openxmlformats.org/officeDocument/2006/relationships" xmlns:m="http://schemas.openxmlformats.org/officeDocument/2006/math" xmlns:v="urn:schemas-microsoft-com:vml" xmlns:wp14="http://schemas.microsoft.com/office/word/2010/wordprocessingDrawing" xmlns:wp="http://schemas.openxmlformats.org/drawingml/2006/wordprocessingDrawing" xmlns:w10="urn:schemas-microsoft-com:office:word" xmlns:w="http://schemas.openxmlformats.org/wordprocessingml/2006/main" xmlns:w14="http://schemas.microsoft.com/office/word/2010/wordml" xmlns:w15="http://schemas.microsoft.com/office/word/2012/wordml" xmlns:w16cex="http://schemas.microsoft.com/office/word/2018/wordml/cex" xmlns:w16cid="http://schemas.microsoft.com/office/word/2016/wordml/cid" xmlns:w16="http://schemas.microsoft.com/office/word/2018/wordml" xmlns:w16du="http://schemas.microsoft.com/office/word/2023/wordml/word16du" xmlns:w16sdtdh="http://schemas.microsoft.com/office/word/2020/wordml/sdtdatahash" xmlns:w16sdtfl="http://schemas.microsoft.com/office/word/2024/wordml/sdtformatlock" xmlns:w16se="http://schemas.microsoft.com/office/word/2015/wordml/symex" xmlns:wpg="http://schemas.microsoft.com/office/word/2010/wordprocessingGroup" xmlns:wpi="http://schemas.microsoft.com/office/word/2010/wordprocessingInk" xmlns:wne="http://schemas.microsoft.com/office/word/2006/wordml" xmlns:wps="http://schemas.microsoft.com/office/word/2010/wordprocessingShape" mc:Ignorable="w14 w15 w16se w16cid w16 w16cex w16sdtdh w16sdtfl w16du wp14">
-  <w15:commentEx w15:paraId="2E60D609" w15:done="0"/>
-  <w15:commentEx w15:paraId="1716E420" w15:done="0"/>
-  <w15:commentEx w15:paraId="11CA6609" w15:done="0"/>
-</w15:commentsEx>
-</file>
-
-<file path=word/commentsExtensible.xml><?xml version="1.0" encoding="utf-8"?>
-<w16cex:commentsExtensible xmlns:wpc="http://schemas.microsoft.com/office/word/2010/wordprocessingCanvas" xmlns:cx="http://schemas.microsoft.com/office/drawing/2014/chartex" xmlns:cx1="http://schemas.microsoft.com/office/drawing/2015/9/8/chartex" xmlns:cx2="http://schemas.microsoft.com/office/drawing/2015/10/21/chartex" xmlns:cx3="http://schemas.microsoft.com/office/drawing/2016/5/9/chartex" xmlns:cx4="http://schemas.microsoft.com/office/drawing/2016/5/10/chartex" xmlns:cx5="http://schemas.microsoft.com/office/drawing/2016/5/11/chartex" xmlns:cx6="http://schemas.microsoft.com/office/drawing/2016/5/12/chartex" xmlns:cx7="http://schemas.microsoft.com/office/drawing/2016/5/13/chartex" xmlns:cx8="http://schemas.microsoft.com/office/drawing/2016/5/14/chartex" xmlns:cr="http://schemas.microsoft.com/office/comments/2020/reactions" xmlns:mc="http://schemas.openxmlformats.org/markup-compatibility/2006" xmlns:aink="http://schemas.microsoft.com/office/drawing/2016/ink" xmlns:am3d="http://schemas.microsoft.com/office/drawing/2017/model3d" xmlns:o="urn:schemas-microsoft-com:office:office" xmlns:oel="http://schemas.microsoft.com/office/2019/extlst" xmlns:r="http://schemas.openxmlformats.org/officeDocument/2006/relationships" xmlns:m="http://schemas.openxmlformats.org/officeDocument/2006/math" xmlns:v="urn:schemas-microsoft-com:vml" xmlns:wp14="http://schemas.microsoft.com/office/word/2010/wordprocessingDrawing" xmlns:wp="http://schemas.openxmlformats.org/drawingml/2006/wordprocessingDrawing" xmlns:w10="urn:schemas-microsoft-com:office:word" xmlns:w="http://schemas.openxmlformats.org/wordprocessingml/2006/main" xmlns:w14="http://schemas.microsoft.com/office/word/2010/wordml" xmlns:w15="http://schemas.microsoft.com/office/word/2012/wordml" xmlns:w16cex="http://schemas.microsoft.com/office/word/2018/wordml/cex" xmlns:w16cid="http://schemas.microsoft.com/office/word/2016/wordml/cid" xmlns:w16="http://schemas.microsoft.com/office/word/2018/wordml" xmlns:w16du="http://schemas.microsoft.com/office/word/2023/wordml/word16du" xmlns:w16sdtdh="http://schemas.microsoft.com/office/word/2020/wordml/sdtdatahash" xmlns:w16sdtfl="http://schemas.microsoft.com/office/word/2024/wordml/sdtformatlock" xmlns:w16se="http://schemas.microsoft.com/office/word/2015/wordml/symex" xmlns:wpg="http://schemas.microsoft.com/office/word/2010/wordprocessingGroup" xmlns:wpi="http://schemas.microsoft.com/office/word/2010/wordprocessingInk" xmlns:wne="http://schemas.microsoft.com/office/word/2006/wordml" xmlns:wps="http://schemas.microsoft.com/office/word/2010/wordprocessingShape" mc:Ignorable="w14 w15 w16se w16cid w16 w16cex w16sdtdh w16sdtfl cr w16du wp14">
-  <w16cex:commentExtensible w16cex:durableId="7A359D46" w16cex:dateUtc="2025-10-14T05:00:00Z"/>
-  <w16cex:commentExtensible w16cex:durableId="1AE8C487" w16cex:dateUtc="2025-10-14T04:59:00Z"/>
-  <w16cex:commentExtensible w16cex:durableId="6FD0334C" w16cex:dateUtc="2025-10-14T04:59:00Z"/>
-</w16cex:commentsExtensible>
-</file>
-
-<file path=word/commentsIds.xml><?xml version="1.0" encoding="utf-8"?>
-<w16cid:commentsIds xmlns:wpc="http://schemas.microsoft.com/office/word/2010/wordprocessingCanvas" xmlns:cx="http://schemas.microsoft.com/office/drawing/2014/chartex" xmlns:cx1="http://schemas.microsoft.com/office/drawing/2015/9/8/chartex" xmlns:cx2="http://schemas.microsoft.com/office/drawing/2015/10/21/chartex" xmlns:cx3="http://schemas.microsoft.com/office/drawing/2016/5/9/chartex" xmlns:cx4="http://schemas.microsoft.com/office/drawing/2016/5/10/chartex" xmlns:cx5="http://schemas.microsoft.com/office/drawing/2016/5/11/chartex" xmlns:cx6="http://schemas.microsoft.com/office/drawing/2016/5/12/chartex" xmlns:cx7="http://schemas.microsoft.com/office/drawing/2016/5/13/chartex" xmlns:cx8="http://schemas.microsoft.com/office/drawing/2016/5/14/chartex" xmlns:mc="http://schemas.openxmlformats.org/markup-compatibility/2006" xmlns:aink="http://schemas.microsoft.com/office/drawing/2016/ink" xmlns:am3d="http://schemas.microsoft.com/office/drawing/2017/model3d" xmlns:o="urn:schemas-microsoft-com:office:office" xmlns:oel="http://schemas.microsoft.com/office/2019/extlst" xmlns:r="http://schemas.openxmlformats.org/officeDocument/2006/relationships" xmlns:m="http://schemas.openxmlformats.org/officeDocument/2006/math" xmlns:v="urn:schemas-microsoft-com:vml" xmlns:wp14="http://schemas.microsoft.com/office/word/2010/wordprocessingDrawing" xmlns:wp="http://schemas.openxmlformats.org/drawingml/2006/wordprocessingDrawing" xmlns:w10="urn:schemas-microsoft-com:office:word" xmlns:w="http://schemas.openxmlformats.org/wordprocessingml/2006/main" xmlns:w14="http://schemas.microsoft.com/office/word/2010/wordml" xmlns:w15="http://schemas.microsoft.com/office/word/2012/wordml" xmlns:w16cex="http://schemas.microsoft.com/office/word/2018/wordml/cex" xmlns:w16cid="http://schemas.microsoft.com/office/word/2016/wordml/cid" xmlns:w16="http://schemas.microsoft.com/office/word/2018/wordml" xmlns:w16du="http://schemas.microsoft.com/office/word/2023/wordml/word16du" xmlns:w16sdtdh="http://schemas.microsoft.com/office/word/2020/wordml/sdtdatahash" xmlns:w16sdtfl="http://schemas.microsoft.com/office/word/2024/wordml/sdtformatlock" xmlns:w16se="http://schemas.microsoft.com/office/word/2015/wordml/symex" xmlns:wpg="http://schemas.microsoft.com/office/word/2010/wordprocessingGroup" xmlns:wpi="http://schemas.microsoft.com/office/word/2010/wordprocessingInk" xmlns:wne="http://schemas.microsoft.com/office/word/2006/wordml" xmlns:wps="http://schemas.microsoft.com/office/word/2010/wordprocessingShape" mc:Ignorable="w14 w15 w16se w16cid w16 w16cex w16sdtdh w16sdtfl w16du wp14">
-  <w16cid:commentId w16cid:paraId="2E60D609" w16cid:durableId="7A359D46"/>
-  <w16cid:commentId w16cid:paraId="1716E420" w16cid:durableId="1AE8C487"/>
-  <w16cid:commentId w16cid:paraId="11CA6609" w16cid:durableId="6FD0334C"/>
-</w16cid:commentsIds>
 </file>
 
 <file path=word/numbering.xml><?xml version="1.0" encoding="utf-8"?>
@@ -316,14 +499,6 @@
     <w:abstractNumId w:val="0"/>
   </w:num>
 </w:numbering>
-</file>
-
-<file path=word/people.xml><?xml version="1.0" encoding="utf-8"?>
-<w15:people xmlns:wpc="http://schemas.microsoft.com/office/word/2010/wordprocessingCanvas" xmlns:cx="http://schemas.microsoft.com/office/drawing/2014/chartex" xmlns:cx1="http://schemas.microsoft.com/office/drawing/2015/9/8/chartex" xmlns:cx2="http://schemas.microsoft.com/office/drawing/2015/10/21/chartex" xmlns:cx3="http://schemas.microsoft.com/office/drawing/2016/5/9/chartex" xmlns:cx4="http://schemas.microsoft.com/office/drawing/2016/5/10/chartex" xmlns:cx5="http://schemas.microsoft.com/office/drawing/2016/5/11/chartex" xmlns:cx6="http://schemas.microsoft.com/office/drawing/2016/5/12/chartex" xmlns:cx7="http://schemas.microsoft.com/office/drawing/2016/5/13/chartex" xmlns:cx8="http://schemas.microsoft.com/office/drawing/2016/5/14/chartex" xmlns:mc="http://schemas.openxmlformats.org/markup-compatibility/2006" xmlns:aink="http://schemas.microsoft.com/office/drawing/2016/ink" xmlns:am3d="http://schemas.microsoft.com/office/drawing/2017/model3d" xmlns:o="urn:schemas-microsoft-com:office:office" xmlns:oel="http://schemas.microsoft.com/office/2019/extlst" xmlns:r="http://schemas.openxmlformats.org/officeDocument/2006/relationships" xmlns:m="http://schemas.openxmlformats.org/officeDocument/2006/math" xmlns:v="urn:schemas-microsoft-com:vml" xmlns:wp14="http://schemas.microsoft.com/office/word/2010/wordprocessingDrawing" xmlns:wp="http://schemas.openxmlformats.org/drawingml/2006/wordprocessingDrawing" xmlns:w10="urn:schemas-microsoft-com:office:word" xmlns:w="http://schemas.openxmlformats.org/wordprocessingml/2006/main" xmlns:w14="http://schemas.microsoft.com/office/word/2010/wordml" xmlns:w15="http://schemas.microsoft.com/office/word/2012/wordml" xmlns:w16cex="http://schemas.microsoft.com/office/word/2018/wordml/cex" xmlns:w16cid="http://schemas.microsoft.com/office/word/2016/wordml/cid" xmlns:w16="http://schemas.microsoft.com/office/word/2018/wordml" xmlns:w16du="http://schemas.microsoft.com/office/word/2023/wordml/word16du" xmlns:w16sdtdh="http://schemas.microsoft.com/office/word/2020/wordml/sdtdatahash" xmlns:w16sdtfl="http://schemas.microsoft.com/office/word/2024/wordml/sdtformatlock" xmlns:w16se="http://schemas.microsoft.com/office/word/2015/wordml/symex" xmlns:wpg="http://schemas.microsoft.com/office/word/2010/wordprocessingGroup" xmlns:wpi="http://schemas.microsoft.com/office/word/2010/wordprocessingInk" xmlns:wne="http://schemas.microsoft.com/office/word/2006/wordml" xmlns:wps="http://schemas.microsoft.com/office/word/2010/wordprocessingShape" mc:Ignorable="w14 w15 w16se w16cid w16 w16cex w16sdtdh w16sdtfl w16du wp14">
-  <w15:person w15:author="Val Snow">
-    <w15:presenceInfo w15:providerId="AD" w15:userId="S::val.snow@agresearch.co.nz::0658daa8-de24-4e63-b221-cc0845dd5f69"/>
-  </w15:person>
-</w15:people>
 </file>
 
 <file path=word/styles.xml><?xml version="1.0" encoding="utf-8"?>
@@ -929,7 +1104,6 @@
   <w:style w:type="character" w:default="1" w:styleId="DefaultParagraphFont">
     <w:name w:val="Default Paragraph Font"/>
     <w:uiPriority w:val="1"/>
-    <w:semiHidden/>
     <w:unhideWhenUsed/>
   </w:style>
   <w:style w:type="table" w:default="1" w:styleId="TableNormal">
@@ -1336,6 +1510,18 @@
       <w:bCs/>
       <w:sz w:val="20"/>
       <w:szCs w:val="20"/>
+    </w:rPr>
+  </w:style>
+  <w:style w:type="character" w:styleId="UnresolvedMention">
+    <w:name w:val="Unresolved Mention"/>
+    <w:basedOn w:val="DefaultParagraphFont"/>
+    <w:uiPriority w:val="99"/>
+    <w:semiHidden/>
+    <w:unhideWhenUsed/>
+    <w:rsid w:val="004C29B1"/>
+    <w:rPr>
+      <w:color w:val="605E5C"/>
+      <w:shd w:val="clear" w:color="auto" w:fill="E1DFDD"/>
     </w:rPr>
   </w:style>
 </w:styles>
